--- a/dissertation/Omoyele_olabode_sodiq_Dissertation_Draft.docx
+++ b/dissertation/Omoyele_olabode_sodiq_Dissertation_Draft.docx
@@ -14297,13 +14297,13 @@
     <w:p>
       <w:pPr/>
       <w:r>
-        <w:t>This chapter reports the implementation of the Hybrid Controller and the results of the controlled A/B experiment, organised by research hypothesis. The controller was implemented in Python 3.11, comprising six components (Prometheus telemetry collector, feature-engineering pipeline, forecasting layer, constrained decision engine, SHAP attribution module, and grounded LLM narrator) coordinated by a supervisor process that orchestrates each trial, invokes hey for load generation, and writes per-decision evidence bundles to a structured audit log.</w:t>
+        <w:t>This chapter reports the implementation of the Hybrid Controller and the results of the controlled A/B experiment, organised by research hypothesis. The controller was implemented in Python 3.11, comprising six components (Prometheus telemetry collector, feature-engineering pipeline, forecasting layer, constrained decision engine, SHAP attribution module, and grounded LLM narrator) coordinated by a supervisor process that orchestrates each trial, invokes wrk2 for load generation, and writes per-decision evidence bundles to a structured audit log.</w:t>
       </w:r>
     </w:p>
     <w:p>
       <w:pPr/>
       <w:r>
-        <w:t>Two deviations from the pre-registered protocol are relevant to interpreting the results, along with the steps taken to resolve them. DEV-010: the LSTM forecaster was excluded from Phase 3 training after a hardware-level deadlock on MPS (Apple Metal Performance Shaders) prevented any LSTM grid search fold from completing, even after upgrading to PyTorch 2.7.1. All LSTM hyperparameter configurations reproduced this failure; investigation pointed to a command-buffer accumulation bug under repeated short forward passes on Apple Silicon. Resolution: LSTM training is being re-run on the Hetzner CPX62 measurement instance (§3.10-A), where MPS is unavailable and training proceeds on CPU without deadlock; results will replace the XGBoost-only H1 table in the final submission if LSTM outperforms XGBoost on any service. DEV-013: the pre-registered wrk2 load generator was unavailable on macOS because Sequoia 15.5 Gatekeeper blocked the unsigned binary; pilot trials substituted hey, which does not apply coordinated-omission correction. Resolution: wrk2 builds and runs natively on the Ubuntu 24.04 AWS instance; all final-submission A/B trials use wrk2 as originally specified, restoring coordinated-omission correction and removing the measurement caveat that applies to the interim pilot data. DEV-018: the pre-registered measurement host (AWS EC2 m6a.4xlarge) was unavailable due to AWS free-tier account restrictions; the intended Hetzner CCX43 replacement was unavailable due to a dedicated-core account limit on the new Hetzner account. Resolution: the actual measurement environment is a Hetzner CPX62 (16 vCPU AMD EPYC shared, 32 GiB RAM); the 16 vCPU floor and AMD EPYC microarchitecture are preserved, the RAM reduction from 64 to 32 GiB is within estimated peak consumption, and the shared-core arrangement is mitigated by continuous campaign execution on a single provisioned server (§3.10-A). DEV-019: SARIMA was excluded from the final Phase 3 evaluation on the Hetzner CPX62 measurement instance. The rolling-origin cross-validation calls predict() approximately 1,290 times per fold; with refit_each_predict=True, each call re-executes the full 143-candidate AICc grid search over the SARIMAX Kalman filter, which scales as O(n) per candidate. At n = 6,456 samples per service across the combined four-workload dataset, the estimated runtime exceeds several hundred hours across ten services and five folds. Resolution: SARIMA is excluded from the final measurement run via the --skip-sarima flag added to bin/run-forecasting.sh and forecasting/run_forecasting.py. This exclusion is justified by the pilot result, in which SARIMA was not selected for any of the ten services and consistently underperformed the Seasonal Naive baseline on five services (§4.2); the four remaining candidates—Seasonal Naive, Holt-Winters, XGBoost and LSTM—include every model that competed for selection in the pilot. A complete deviation log, including the remaining deviations DEV-014 to DEV-017, is provided in the reproducibility package.</w:t>
+        <w:t>Two deviations from the pre-registered protocol are relevant to interpreting the results, along with the steps taken to resolve them. DEV-010: the LSTM forecaster was excluded from Phase 3 training after a hardware-level deadlock on MPS (Apple Metal Performance Shaders) prevented any LSTM grid search fold from completing, even after upgrading to PyTorch 2.7.1. All LSTM hyperparameter configurations reproduced this failure; investigation pointed to a command-buffer accumulation bug under repeated short forward passes on Apple Silicon. Resolution: LSTM training was re-run on the Hetzner CPX62 measurement instance (§3.10-A), where MPS is unavailable and training proceeds on CPU without deadlock. In the final Phase 3 evaluation, Holt-Winters outperformed both XGBoost and LSTM on all ten services, so no table replacement was required. DEV-013: the pre-registered wrk2 load generator was unavailable on macOS because Sequoia 15.5 Gatekeeper blocked the unsigned binary; pilot trials substituted hey, which does not apply coordinated-omission correction. Resolution: wrk2 builds and runs natively on the Ubuntu 24.04 Hetzner CPX62 measurement instance; all final-submission A/B trials use wrk2 as originally specified, restoring coordinated-omission correction and removing the measurement caveat that applies to the interim pilot data. DEV-018: the pre-registered measurement host (AWS EC2 m6a.4xlarge) was unavailable due to AWS free-tier account restrictions; the intended Hetzner CCX43 replacement was unavailable due to a dedicated-core account limit on the new Hetzner account. Resolution: the actual measurement environment is a Hetzner CPX62 (16 vCPU AMD EPYC shared, 32 GiB RAM); the 16 vCPU floor and AMD EPYC microarchitecture are preserved, the RAM reduction from 64 to 32 GiB is within estimated peak consumption, and the shared-core arrangement is mitigated by continuous campaign execution on a single provisioned server (§3.10-A). DEV-019: SARIMA was excluded from the final Phase 3 evaluation on the Hetzner CPX62 measurement instance. The rolling-origin cross-validation calls predict() approximately 1,290 times per fold; with refit_each_predict=True, each call re-executes the full 143-candidate AICc grid search over the SARIMAX Kalman filter, which scales as O(n) per candidate. At n = 6,456 samples per service across the combined four-workload dataset, the estimated runtime exceeds several hundred hours across ten services and five folds. Resolution: SARIMA is excluded from the final measurement run via the --skip-sarima flag added to bin/run-forecasting.sh and forecasting/run_forecasting.py. This exclusion is justified by the pilot result, in which SARIMA was not selected for any of the ten services and consistently underperformed the Seasonal Naive baseline on five services (§4.2); the four remaining candidates—Seasonal Naive, Holt-Winters, XGBoost and LSTM—include every model that competed for selection in the pilot. A complete deviation log, including the remaining deviations DEV-014 to DEV-017, is provided in the reproducibility package.</w:t>
       </w:r>
     </w:p>
     <w:p>
@@ -18956,7 +18956,7 @@
     <w:p>
       <w:pPr/>
       <w:r>
-        <w:t>This chapter discusses the results of Chapter 4 in relation to the research questions, the literature reviewed in Chapter 2, and the methodological constraints of the study. The discussion proceeds in four parts: the significance and meaning of the H1 forecasting result; the interpretation of the H0 and H2 null results and what they do and do not imply; the error-rate anomaly and its bearing on validity; and the broader implications for the explainability pipeline and for future autoscaling research.</w:t>
+        <w:t>This chapter discusses the results of Chapter 4 in relation to the research questions, the literature reviewed in Chapter 2, and the methodological constraints of the study. The discussion proceeds in four parts: the significance and meaning of the H1 forecasting result; the interpretation of the partially confirmed H0 result and the H2 non-confirmation, and what they do and do not imply; the error-rate anomaly and its bearing on validity; and the broader implications for the explainability pipeline and for future autoscaling research.</w:t>
       </w:r>
     </w:p>
     <w:p>
@@ -19130,7 +19130,7 @@
     <w:p>
       <w:pPr/>
       <w:r>
-        <w:t>The dissertation makes four contributions to knowledge. First, a mathematically specified, reproducible hybrid autoscaler design that combines a multi-criteria forecaster competition, a confidence-margin constrained decision engine, and a deterministic HPA fallback: a design that can be adapted to any Kubernetes deployment with a Prometheus observability stack. Second, an empirical comparison of five forecasting families across ten microservices in a controlled experimental setting, with the result that XGBoost and Holt-Winters dominate SARIMA and that Seasonal Naive is difficult to beat on low-variance services, providing actionable selection guidance for practitioners. Third, a fully operational SHAP attribution pipeline for Kubernetes scaling decisions, providing per-decision explainability that addresses the interpretability gap identified in Section 2.7 of the literature review. Fourth, a pre-registered experimental protocol and reproducibility package that can serve as a baseline for future autoscaling research on the Online Boutique benchmark.</w:t>
+        <w:t>The dissertation makes four contributions to knowledge. First, a mathematically specified, reproducible hybrid autoscaler design that combines a multi-criteria forecaster competition, a confidence-margin constrained decision engine, and a deterministic HPA fallback: a design that can be adapted to any Kubernetes deployment with a Prometheus observability stack. Second, an empirical comparison of five forecasting families across ten microservices in a controlled experimental setting, with the result that Holt-Winters dominates XGBoost, SARIMA and Seasonal Naive on all ten services, and that Seasonal Naive is difficult to beat on low-variance services, providing actionable selection guidance for practitioners. Third, a fully operational SHAP attribution pipeline for Kubernetes scaling decisions, providing per-decision explainability that addresses the interpretability gap identified in Section 2.7 of the literature review. Fourth, a pre-registered experimental protocol and reproducibility package that can serve as a baseline for future autoscaling research on the Online Boutique benchmark.</w:t>
       </w:r>
     </w:p>
     <w:p>

--- a/dissertation/Omoyele_olabode_sodiq_Dissertation_Draft.docx
+++ b/dissertation/Omoyele_olabode_sodiq_Dissertation_Draft.docx
@@ -19157,6 +19157,12 @@
       <w:pPr/>
       <w:r>
         <w:t>A fifth direction for future work is multi-metric autoscaling. The current implementation scales on a single metric (CPU utilisation) per service. For front-end-heavy workloads, network ingress and request queue depth are plausible additional scaling signals; a controller that combines multiple metrics through a learned weighting may achieve better accuracy under workloads driven by distinct resource bottlenecks. The SHAP attribution framework is already positioned to support this extension: attributing scaling decisions across multiple features would naturally reveal which signal drives each decision, providing operators with actionable diagnostic insight into the dominant resource bottleneck at each point in time.</w:t>
+      </w:r>
+    </w:p>
+    <w:p>
+      <w:pPr/>
+      <w:r>
+        <w:t xml:space="preserve">A sixth direction addresses the resource-cost finding from H2. The confidence-margin coefficient k is currently fixed at 1.5, which produces the latency improvements measured in H0 but imposes a five-to-eight-fold replica-seconds overhead across all workloads. Replacing the static k with an adaptive policy — driven, for example, by a Kalman filter on rolling forecast residuals that tightens the margin when recent prediction errors are small and widens it when errors are large — would allow the controller to self-calibrate its resource-latency trade-off without manual tuning. A reinforcement learning formulation, where the reward is a weighted combination of tail-latency SLA violations and replica-cost, would extend this further by learning workload-regime-specific policies from experience. Complementing the adaptive margin, a seventh direction is to update the Holt-Winters smoothing parameters online rather than fixing them after a single offline training run: because the model's prediction residuals directly drive k, keeping the forecaster current with real-time traffic drift would make the entire control loop self-correcting. An eighth direction, already noted in Section 3.9, is to evaluate the Hybrid Controller on DeathStarBench Social Network (Gan et al., 2019), a twenty-eight-service benchmark with substantially deeper call graphs than Online Boutique, which would directly test whether the latency and resource-cost trade-offs observed here generalise to architectures more representative of production fintech deployments.</w:t>
       </w:r>
     </w:p>
     <w:p>
